--- a/docs/files/f14_背调报告-元成科技-物料企划管理师—实习-苏州（物料计划PMC）.docx
+++ b/docs/files/f14_背调报告-元成科技-物料企划管理师—实习-苏州（物料计划PMC）.docx
@@ -8609,7 +8609,7 @@
         <w:rPr>
           <w:rFonts w:eastAsia="宋体" w:ascii="Times New Roman" w:hAnsi="Times New Roman"/>
         </w:rPr>
-        <w:t>可以直接说：「我做项目助理时经手 200 多份学员申报材料，用 Excel 搭了分类台账、设了三级校验，任职期间零差错。物料台账和批次追溯，本质是同一类工作——</w:t>
+        <w:t>可以直接说：「我做项目助理时收集并逐份核对 200 多份学员申报材料，用 Excel 搭了分类台账、设了三级校验，任职期间零差错。物料台账和批次追溯，本质是同一类工作——</w:t>
       </w:r>
       <w:r>
         <w:rPr>
